--- a/docs/04_テスト設計書/GU_ECsite_テスト設計書_P1_draft-v1_20260907.docx
+++ b/docs/04_テスト設計書/GU_ECsite_テスト設計書_P1_draft-v1_20260907.docx
@@ -101,7 +101,6 @@
         <w:jc w:val="center"/>
         <w:tblLayout w:type="fixed"/>
         <w:tblLook w:firstColumn="1" w:firstRow="1" w:lastColumn="0" w:lastRow="0" w:noHBand="0" w:noVBand="1" w:val="04A0"/>
-        <w:tblInd w:w="556983" w:type="dxa"/>
       </w:tblPr>
       <w:tblGrid>
         <w:gridCol w:w="4873"/>
@@ -373,13 +372,13 @@
         <w:tblW w:type="auto" w:w="0"/>
         <w:jc w:val="center"/>
         <w:tblLayout w:type="fixed"/>
-        <w:tblLook w:firstColumn="1" w:firstRow="1" w:lastColumn="0" w:lastRow="0" w:noHBand="0" w:noVBand="1" w:val="04A0"/>
         <w:tblCellMar>
           <w:top w:w="15" w:type="dxa"/>
           <w:bottom w:w="15" w:type="dxa"/>
           <w:start w:w="50" w:type="dxa"/>
           <w:end w:w="50" w:type="dxa"/>
         </w:tblCellMar>
+        <w:tblLook w:firstColumn="1" w:firstRow="1" w:lastColumn="0" w:lastRow="0" w:noHBand="0" w:noVBand="1" w:val="04A0"/>
       </w:tblPr>
       <w:tblGrid>
         <w:gridCol w:w="1949"/>
@@ -620,13 +619,13 @@
         <w:tblW w:type="auto" w:w="0"/>
         <w:jc w:val="center"/>
         <w:tblLayout w:type="fixed"/>
-        <w:tblLook w:firstColumn="1" w:firstRow="1" w:lastColumn="0" w:lastRow="0" w:noHBand="0" w:noVBand="1" w:val="04A0"/>
         <w:tblCellMar>
           <w:top w:w="15" w:type="dxa"/>
           <w:bottom w:w="15" w:type="dxa"/>
           <w:start w:w="50" w:type="dxa"/>
           <w:end w:w="50" w:type="dxa"/>
         </w:tblCellMar>
+        <w:tblLook w:firstColumn="1" w:firstRow="1" w:lastColumn="0" w:lastRow="0" w:noHBand="0" w:noVBand="1" w:val="04A0"/>
       </w:tblPr>
       <w:tblGrid>
         <w:gridCol w:w="1949"/>
@@ -1227,13 +1226,13 @@
         <w:tblW w:type="auto" w:w="0"/>
         <w:jc w:val="center"/>
         <w:tblLayout w:type="fixed"/>
-        <w:tblLook w:firstColumn="1" w:firstRow="1" w:lastColumn="0" w:lastRow="0" w:noHBand="0" w:noVBand="1" w:val="04A0"/>
         <w:tblCellMar>
           <w:top w:w="15" w:type="dxa"/>
           <w:bottom w:w="15" w:type="dxa"/>
           <w:start w:w="50" w:type="dxa"/>
           <w:end w:w="50" w:type="dxa"/>
         </w:tblCellMar>
+        <w:tblLook w:firstColumn="1" w:firstRow="1" w:lastColumn="0" w:lastRow="0" w:noHBand="0" w:noVBand="1" w:val="04A0"/>
       </w:tblPr>
       <w:tblGrid>
         <w:gridCol w:w="1949"/>
@@ -1802,13 +1801,13 @@
         <w:tblW w:type="auto" w:w="0"/>
         <w:jc w:val="center"/>
         <w:tblLayout w:type="fixed"/>
-        <w:tblLook w:firstColumn="1" w:firstRow="1" w:lastColumn="0" w:lastRow="0" w:noHBand="0" w:noVBand="1" w:val="04A0"/>
         <w:tblCellMar>
           <w:top w:w="15" w:type="dxa"/>
           <w:bottom w:w="15" w:type="dxa"/>
           <w:start w:w="50" w:type="dxa"/>
           <w:end w:w="50" w:type="dxa"/>
         </w:tblCellMar>
+        <w:tblLook w:firstColumn="1" w:firstRow="1" w:lastColumn="0" w:lastRow="0" w:noHBand="0" w:noVBand="1" w:val="04A0"/>
       </w:tblPr>
       <w:tblGrid>
         <w:gridCol w:w="4873"/>
@@ -2225,13 +2224,13 @@
         <w:tblW w:type="auto" w:w="0"/>
         <w:jc w:val="center"/>
         <w:tblLayout w:type="fixed"/>
-        <w:tblLook w:firstColumn="1" w:firstRow="1" w:lastColumn="0" w:lastRow="0" w:noHBand="0" w:noVBand="1" w:val="04A0"/>
         <w:tblCellMar>
           <w:top w:w="15" w:type="dxa"/>
           <w:bottom w:w="15" w:type="dxa"/>
           <w:start w:w="50" w:type="dxa"/>
           <w:end w:w="50" w:type="dxa"/>
         </w:tblCellMar>
+        <w:tblLook w:firstColumn="1" w:firstRow="1" w:lastColumn="0" w:lastRow="0" w:noHBand="0" w:noVBand="1" w:val="04A0"/>
       </w:tblPr>
       <w:tblGrid>
         <w:gridCol w:w="1949"/>
@@ -3223,13 +3222,13 @@
         <w:tblW w:type="auto" w:w="0"/>
         <w:jc w:val="center"/>
         <w:tblLayout w:type="fixed"/>
-        <w:tblLook w:firstColumn="1" w:firstRow="1" w:lastColumn="0" w:lastRow="0" w:noHBand="0" w:noVBand="1" w:val="04A0"/>
         <w:tblCellMar>
           <w:top w:w="15" w:type="dxa"/>
           <w:bottom w:w="15" w:type="dxa"/>
           <w:start w:w="50" w:type="dxa"/>
           <w:end w:w="50" w:type="dxa"/>
         </w:tblCellMar>
+        <w:tblLook w:firstColumn="1" w:firstRow="1" w:lastColumn="0" w:lastRow="0" w:noHBand="0" w:noVBand="1" w:val="04A0"/>
       </w:tblPr>
       <w:tblGrid>
         <w:gridCol w:w="1949"/>
@@ -6048,13 +6047,13 @@
         <w:tblW w:type="auto" w:w="0"/>
         <w:jc w:val="center"/>
         <w:tblLayout w:type="fixed"/>
-        <w:tblLook w:firstColumn="1" w:firstRow="1" w:lastColumn="0" w:lastRow="0" w:noHBand="0" w:noVBand="1" w:val="04A0"/>
         <w:tblCellMar>
           <w:top w:w="15" w:type="dxa"/>
           <w:bottom w:w="15" w:type="dxa"/>
           <w:start w:w="50" w:type="dxa"/>
           <w:end w:w="50" w:type="dxa"/>
         </w:tblCellMar>
+        <w:tblLook w:firstColumn="1" w:firstRow="1" w:lastColumn="0" w:lastRow="0" w:noHBand="0" w:noVBand="1" w:val="04A0"/>
       </w:tblPr>
       <w:tblGrid>
         <w:gridCol w:w="1949"/>
@@ -7635,13 +7634,13 @@
         <w:tblW w:type="auto" w:w="0"/>
         <w:jc w:val="center"/>
         <w:tblLayout w:type="fixed"/>
-        <w:tblLook w:firstColumn="1" w:firstRow="1" w:lastColumn="0" w:lastRow="0" w:noHBand="0" w:noVBand="1" w:val="04A0"/>
         <w:tblCellMar>
           <w:top w:w="15" w:type="dxa"/>
           <w:bottom w:w="15" w:type="dxa"/>
           <w:start w:w="50" w:type="dxa"/>
           <w:end w:w="50" w:type="dxa"/>
         </w:tblCellMar>
+        <w:tblLook w:firstColumn="1" w:firstRow="1" w:lastColumn="0" w:lastRow="0" w:noHBand="0" w:noVBand="1" w:val="04A0"/>
       </w:tblPr>
       <w:tblGrid>
         <w:gridCol w:w="1949"/>
@@ -10851,13 +10850,13 @@
         <w:tblW w:type="auto" w:w="0"/>
         <w:jc w:val="center"/>
         <w:tblLayout w:type="fixed"/>
-        <w:tblLook w:firstColumn="1" w:firstRow="1" w:lastColumn="0" w:lastRow="0" w:noHBand="0" w:noVBand="1" w:val="04A0"/>
         <w:tblCellMar>
           <w:top w:w="15" w:type="dxa"/>
           <w:bottom w:w="15" w:type="dxa"/>
           <w:start w:w="50" w:type="dxa"/>
           <w:end w:w="50" w:type="dxa"/>
         </w:tblCellMar>
+        <w:tblLook w:firstColumn="1" w:firstRow="1" w:lastColumn="0" w:lastRow="0" w:noHBand="0" w:noVBand="1" w:val="04A0"/>
       </w:tblPr>
       <w:tblGrid>
         <w:gridCol w:w="1949"/>
@@ -12499,13 +12498,13 @@
         <w:tblW w:type="auto" w:w="0"/>
         <w:jc w:val="center"/>
         <w:tblLayout w:type="fixed"/>
-        <w:tblLook w:firstColumn="1" w:firstRow="1" w:lastColumn="0" w:lastRow="0" w:noHBand="0" w:noVBand="1" w:val="04A0"/>
         <w:tblCellMar>
           <w:top w:w="15" w:type="dxa"/>
           <w:bottom w:w="15" w:type="dxa"/>
           <w:start w:w="50" w:type="dxa"/>
           <w:end w:w="50" w:type="dxa"/>
         </w:tblCellMar>
+        <w:tblLook w:firstColumn="1" w:firstRow="1" w:lastColumn="0" w:lastRow="0" w:noHBand="0" w:noVBand="1" w:val="04A0"/>
       </w:tblPr>
       <w:tblGrid>
         <w:gridCol w:w="1949"/>
@@ -13428,13 +13427,13 @@
         <w:tblW w:type="auto" w:w="0"/>
         <w:jc w:val="center"/>
         <w:tblLayout w:type="fixed"/>
-        <w:tblLook w:firstColumn="1" w:firstRow="1" w:lastColumn="0" w:lastRow="0" w:noHBand="0" w:noVBand="1" w:val="04A0"/>
         <w:tblCellMar>
           <w:top w:w="15" w:type="dxa"/>
           <w:bottom w:w="15" w:type="dxa"/>
           <w:start w:w="50" w:type="dxa"/>
           <w:end w:w="50" w:type="dxa"/>
         </w:tblCellMar>
+        <w:tblLook w:firstColumn="1" w:firstRow="1" w:lastColumn="0" w:lastRow="0" w:noHBand="0" w:noVBand="1" w:val="04A0"/>
       </w:tblPr>
       <w:tblGrid>
         <w:gridCol w:w="3249"/>
@@ -13877,13 +13876,13 @@
         <w:tblW w:type="auto" w:w="0"/>
         <w:jc w:val="center"/>
         <w:tblLayout w:type="fixed"/>
-        <w:tblLook w:firstColumn="1" w:firstRow="1" w:lastColumn="0" w:lastRow="0" w:noHBand="0" w:noVBand="1" w:val="04A0"/>
         <w:tblCellMar>
           <w:top w:w="15" w:type="dxa"/>
           <w:bottom w:w="15" w:type="dxa"/>
           <w:start w:w="50" w:type="dxa"/>
           <w:end w:w="50" w:type="dxa"/>
         </w:tblCellMar>
+        <w:tblLook w:firstColumn="1" w:firstRow="1" w:lastColumn="0" w:lastRow="0" w:noHBand="0" w:noVBand="1" w:val="04A0"/>
       </w:tblPr>
       <w:tblGrid>
         <w:gridCol w:w="4873"/>
@@ -14193,13 +14192,13 @@
         <w:tblW w:type="auto" w:w="0"/>
         <w:jc w:val="center"/>
         <w:tblLayout w:type="fixed"/>
-        <w:tblLook w:firstColumn="1" w:firstRow="1" w:lastColumn="0" w:lastRow="0" w:noHBand="0" w:noVBand="1" w:val="04A0"/>
         <w:tblCellMar>
           <w:top w:w="15" w:type="dxa"/>
           <w:bottom w:w="15" w:type="dxa"/>
           <w:start w:w="50" w:type="dxa"/>
           <w:end w:w="50" w:type="dxa"/>
         </w:tblCellMar>
+        <w:tblLook w:firstColumn="1" w:firstRow="1" w:lastColumn="0" w:lastRow="0" w:noHBand="0" w:noVBand="1" w:val="04A0"/>
       </w:tblPr>
       <w:tblGrid>
         <w:gridCol w:w="4873"/>
@@ -14480,13 +14479,13 @@
         <w:tblW w:type="auto" w:w="0"/>
         <w:jc w:val="center"/>
         <w:tblLayout w:type="fixed"/>
-        <w:tblLook w:firstColumn="1" w:firstRow="1" w:lastColumn="0" w:lastRow="0" w:noHBand="0" w:noVBand="1" w:val="04A0"/>
         <w:tblCellMar>
           <w:top w:w="15" w:type="dxa"/>
           <w:bottom w:w="15" w:type="dxa"/>
           <w:start w:w="50" w:type="dxa"/>
           <w:end w:w="50" w:type="dxa"/>
         </w:tblCellMar>
+        <w:tblLook w:firstColumn="1" w:firstRow="1" w:lastColumn="0" w:lastRow="0" w:noHBand="0" w:noVBand="1" w:val="04A0"/>
       </w:tblPr>
       <w:tblGrid>
         <w:gridCol w:w="1392"/>
@@ -16573,7 +16572,11 @@
         <w:sz w:val="18"/>
       </w:rPr>
     </w:r>
-    <w:fldSimple w:instr="PAGE"/>
+    <w:fldSimple w:instr="PAGE">
+      <w:r>
+        <w:t>1</w:t>
+      </w:r>
+    </w:fldSimple>
   </w:p>
 </w:ftr>
 </file>
